--- a/cases/kite-cut/published/Kite Cut - Case Study.docx
+++ b/cases/kite-cut/published/Kite Cut - Case Study.docx
@@ -43,22 +43,22 @@
     </w:p>
     <w:p>
       <w:r>
-        <w:t xml:space="preserve">Priya Anand is on her knees on the workshop floor, surrounded by spooled ripstop nylon and a fan of fiberglass rods, when her phone buzzes against the cutting mat again. The city Arts Festival's event coordinator wants a final answer on the opening-day kite giveaway — tonight, before Anand Kite Works closes for the day.</w:t>
-      </w:r>
-    </w:p>
-    <w:p>
-      <w:r>
-        <w:t xml:space="preserve">Two sample frames lie side by side on the mat, both a diamond silhouette the crowd will recognize on sight, both cut to the same square-ish outline. Only the crossbar sits in a different place on each. On one, the crossbar splits the spine dead center — a shape so symmetric she can fold it on itself either way. On the other, the crossbar rides high, closer to the nose, an old proportion she found in a kite-history binder her grandfather kept, the one that supposedly lets the sail fly without a tail dragging behind it in the wind.</w:t>
-      </w:r>
-    </w:p>
-    <w:p>
-      <w:r>
-        <w:t xml:space="preserve">Both frames look, to the naked eye, like they'll eat about the same yardage off the roll. Priya isn't convinced that's actually true, and with the whole festival order riding on tonight's purchase order, "looks about the same" isn't something she can sign her name to.</w:t>
-      </w:r>
-    </w:p>
-    <w:p>
-      <w:r>
-        <w:t xml:space="preserve">She pulls the fabric roll and the spar invoices onto the mat, picks up a marker, and starts laying out cutting patterns.</w:t>
+        <w:t xml:space="preserve">Kavi Anand is on his knees on the workshop floor, surrounded by spooled ripstop nylon and a fan of fiberglass rods, when his phone buzzes against the cutting mat again. The city Arts Festival's event coordinator wants a final answer on the opening-day kite giveaway — tonight, before Anand Kite Works closes for the day.</w:t>
+      </w:r>
+    </w:p>
+    <w:p>
+      <w:r>
+        <w:t xml:space="preserve">Two sample frames lie side by side on the mat, both a diamond silhouette the crowd will recognize on sight, both cut to the same square-ish outline. Only the crossbar sits in a different place on each. On one, the crossbar splits the spine dead center — a shape so symmetric he can fold it on itself either way. On the other, the crossbar rides high, closer to the nose, an old proportion he found in a kite-history binder his grandfather kept, the one that supposedly lets the sail fly without a tail dragging behind it in the wind.</w:t>
+      </w:r>
+    </w:p>
+    <w:p>
+      <w:r>
+        <w:t xml:space="preserve">Both frames look, to the naked eye, like they'll eat about the same yardage off the roll. Kavi isn't convinced that's actually true, and with the whole festival order riding on tonight's purchase order, "looks about the same" isn't something he can sign his name to.</w:t>
+      </w:r>
+    </w:p>
+    <w:p>
+      <w:r>
+        <w:t xml:space="preserve">He pulls the fabric roll and the spar invoices onto the mat, picks up a marker, and starts laying out cutting patterns.</w:t>
       </w:r>
     </w:p>
     <w:p>
@@ -72,7 +72,7 @@
     </w:p>
     <w:p>
       <w:r>
-        <w:t xml:space="preserve">Priya Anand owns and runs Anand Kite Works, a small kite-making business that supplies hand-built festival and promotional kites to city arts organizations, schools, and specialty retailers. She prices and cuts every production run herself, which means every material decision — fabric, spars, trim — has to pencil out before she commits the shop's supply budget to an order.</w:t>
+        <w:t xml:space="preserve">Kavi Anand owns and runs Anand Kite Works, a small kite-making business that supplies hand-built festival and promotional kites to city arts organizations, schools, and specialty retailers — the same shop his grandfather opened three generations ago. Kavi grew up in competitive kite-fighting, the glass-coated-line matches where the whole game is cutting the other flier's line before they cut yours, and that's where his obsession with never wasting an inch of sail fabric really comes from — to him, a clean cut isn't just cheaper, it's a point of pride carried over from the fighting kite field. He still talks that way on the shop floor, telling apprentices "you don't get to keep flying if you can't keep your line tight." He prices and cuts every production run himself, which means every material decision — fabric, spars, trim — has to pencil out before he commits the shop's supply budget to an order.</w:t>
       </w:r>
     </w:p>
     <w:p>
@@ -127,7 +127,7 @@
         <w:t xml:space="preserve">0.125-inch fiberglass rod</w:t>
       </w:r>
       <w:r>
-        <w:t xml:space="preserve"> [S2] — crossing at a right angle to form the sail's two diagonals. Where those two sticks cross is the only real difference between the two designs on Priya's cutting mat.</w:t>
+        <w:t xml:space="preserve"> [S2] — crossing at a right angle to form the sail's two diagonals. Where those two sticks cross is the only real difference between the two designs on Kavi's cutting mat.</w:t>
       </w:r>
     </w:p>
     <w:p>
@@ -159,7 +159,7 @@
         <w:t xml:space="preserve">19 percent of the way down the spine from the nose</w:t>
       </w:r>
       <w:r>
-        <w:t xml:space="preserve"> [S3], well above center. That single difference in crossing point is real engineering, not decoration — "typical diamond-shaped kites need a tail to help with stability" [S4], while the off-center Eddy proportion (paired with a bowed spreader) was specifically developed to fly stable without one [S3][S4] (SEE APPENDIX E for how this case treats the tail Priya must still cut for The True Diamond).</w:t>
+        <w:t xml:space="preserve"> [S3], well above center. That single difference in crossing point is real engineering, not decoration — "typical diamond-shaped kites need a tail to help with stability" [S4], while the off-center Eddy proportion (paired with a bowed spreader) was specifically developed to fly stable without one [S3][S4] (SEE APPENDIX E for how this case treats the tail Kavi must still cut for The True Diamond).</w:t>
       </w:r>
     </w:p>
     <w:p>
@@ -184,7 +184,7 @@
         <w:t xml:space="preserve">$7.95 per yard</w:t>
       </w:r>
       <w:r>
-        <w:t xml:space="preserve"> [S5] (SEE APPENDIX B), and every square inch that isn't turned into a finished sail or tail is fabric Priya has already paid for and cannot resell. How efficiently each frame's sail shape can actually be laid out and cut from that roll — not just how much sail area each design encloses — is the real question behind tonight's purchase order (SEE APPENDIX C). All figures in this case are sourced in Appendix F, or stated as an explicit modeling assumption in Appendix E where no public figure exists. The vocabulary and "how to…" skills this case will ask of you are listed in Appendix H — that is where Challenge 1 sends you. (SEE APPENDIX G for further reading on Eddy kites and diamond-kite construction.)</w:t>
+        <w:t xml:space="preserve"> [S5] (SEE APPENDIX B), and every square inch that isn't turned into a finished sail or tail is fabric Kavi has already paid for and cannot resell. How efficiently each frame's sail shape can actually be laid out and cut from that roll — not just how much sail area each design encloses — is the real question behind tonight's purchase order (SEE APPENDIX C). All figures in this case are sourced in Appendix F, or stated as an explicit modeling assumption in Appendix E where no public figure exists. The vocabulary and "how to…" skills this case will ask of you are listed in Appendix H — that is where Challenge 1 sends you. (SEE APPENDIX G for further reading on Eddy kites and diamond-kite construction.)</w:t>
       </w:r>
     </w:p>
     <w:p>
@@ -198,7 +198,7 @@
     </w:p>
     <w:p>
       <w:r>
-        <w:t xml:space="preserve">You are Priya Anand. Do you: A.) Cut the whole order as The True Diamond — a symmetric rhombus frame that needs a tail on every kite OR B.) Cut the whole order as The Eddy Flyer — the historic off-center kite frame that flies tailless</w:t>
+        <w:t xml:space="preserve">You are Kavi Anand. Do you: A.) Cut the whole order as The True Diamond — a symmetric rhombus frame that needs a tail on every kite OR B.) Cut the whole order as The Eddy Flyer — the historic off-center kite frame that flies tailless</w:t>
       </w:r>
     </w:p>
     <w:p>
@@ -1567,7 +1567,7 @@
             <w:r>
               <w:t xml:space="preserve">Wikipedia, "Diamond kite" (</w:t>
             </w:r>
-            <w:hyperlink w:history="1" r:id="rIdyv_suoajvlyqv7y_-wjwp">
+            <w:hyperlink w:history="1" r:id="rIdwdlv4sey1blcijj8gcf6k">
               <w:r>
                 <w:rPr>
                   <w:rStyle w:val="Hyperlink"/>
@@ -1640,7 +1640,7 @@
             <w:r>
               <w:t xml:space="preserve">Fly Market Kitemaking Supply, ".125\" Solid Fiberglass Rod" product page (</w:t>
             </w:r>
-            <w:hyperlink w:history="1" r:id="rId5h0-gdt89zfcfjio-sf_h">
+            <w:hyperlink w:history="1" r:id="rIdwpdaqrkkdtqh8pqcbbqtv">
               <w:r>
                 <w:rPr>
                   <w:rStyle w:val="Hyperlink"/>
@@ -1713,7 +1713,7 @@
             <w:r>
               <w:t xml:space="preserve">my-best-kite.com, "The Eddy Kite — A Famous, Easy-to-Make Tail-less Diamond" (</w:t>
             </w:r>
-            <w:hyperlink w:history="1" r:id="rIdyg8gugkmbqfnimxjxrl9p">
+            <w:hyperlink w:history="1" r:id="rId-jg-kf_czvticzx9jydmy">
               <w:r>
                 <w:rPr>
                   <w:rStyle w:val="Hyperlink"/>
@@ -1786,7 +1786,7 @@
             <w:r>
               <w:t xml:space="preserve">Into The Wind Kites, "Diamond Kites" (</w:t>
             </w:r>
-            <w:hyperlink w:history="1" r:id="rId8comhomd59arcsakf58lv">
+            <w:hyperlink w:history="1" r:id="rIdyguxp4lbmq932ybv0vpza">
               <w:r>
                 <w:rPr>
                   <w:rStyle w:val="Hyperlink"/>
@@ -1859,7 +1859,7 @@
             <w:r>
               <w:t xml:space="preserve">Emmakites, "40D Ripstop Nylon Fabric PU Coating by the Yard" product page (</w:t>
             </w:r>
-            <w:hyperlink w:history="1" r:id="rIdfx29xn-pjnqannug4ahse">
+            <w:hyperlink w:history="1" r:id="rIdrgq-xauvhuq0p_aqvgur8">
               <w:r>
                 <w:rPr>
                   <w:rStyle w:val="Hyperlink"/>
@@ -1932,7 +1932,7 @@
             <w:r>
               <w:t xml:space="preserve">Kites In The Sky (kitekits.com), "Does Your Kite Need A Tail?" (</w:t>
             </w:r>
-            <w:hyperlink w:history="1" r:id="rIdbjpqyniza8h01s5-4s7xo">
+            <w:hyperlink w:history="1" r:id="rIdmwe8dcwk0ros4hbyk7nfs">
               <w:r>
                 <w:rPr>
                   <w:rStyle w:val="Hyperlink"/>
@@ -2005,7 +2005,7 @@
             <w:r>
               <w:t xml:space="preserve">KiteSoar.com, "Using Kite Tails for Stability, Control, and Style" (</w:t>
             </w:r>
-            <w:hyperlink w:history="1" r:id="rIdwypgauvlsv7lrwbubef_y">
+            <w:hyperlink w:history="1" r:id="rId508w-ovn8_twpszk8hq_k">
               <w:r>
                 <w:rPr>
                   <w:rStyle w:val="Hyperlink"/>
@@ -2062,7 +2062,7 @@
       <w:r>
         <w:t xml:space="preserve">- </w:t>
       </w:r>
-      <w:hyperlink w:history="1" r:id="rIdtkqurnxylfllcbpc9fqt3">
+      <w:hyperlink w:history="1" r:id="rId89nuh2gk9ajjxeb_epag1">
         <w:r>
           <w:rPr>
             <w:rStyle w:val="Hyperlink"/>
@@ -2081,7 +2081,7 @@
       <w:r>
         <w:t xml:space="preserve">- </w:t>
       </w:r>
-      <w:hyperlink w:history="1" r:id="rIdpo2xnv-4o0vzpb9vtumrg">
+      <w:hyperlink w:history="1" r:id="rId7yqmbc5xcrm0ukmgefwtm">
         <w:r>
           <w:rPr>
             <w:rStyle w:val="Hyperlink"/>
@@ -2100,7 +2100,7 @@
       <w:r>
         <w:t xml:space="preserve">- </w:t>
       </w:r>
-      <w:hyperlink w:history="1" r:id="rIdcqaz0ypdajn6c1nu2dfzx">
+      <w:hyperlink w:history="1" r:id="rIdn8cwaq-qhxzuna7i9lrqf">
         <w:r>
           <w:rPr>
             <w:rStyle w:val="Hyperlink"/>
@@ -2119,7 +2119,7 @@
       <w:r>
         <w:t xml:space="preserve">- </w:t>
       </w:r>
-      <w:hyperlink w:history="1" r:id="rIdsiwhrax72gr1dzkge_e5i">
+      <w:hyperlink w:history="1" r:id="rIdgbbsanosdymqbttthhzmw">
         <w:r>
           <w:rPr>
             <w:rStyle w:val="Hyperlink"/>
@@ -2138,7 +2138,7 @@
       <w:r>
         <w:t xml:space="preserve">- </w:t>
       </w:r>
-      <w:hyperlink w:history="1" r:id="rIdfecomghwwaycr6mtdivyj">
+      <w:hyperlink w:history="1" r:id="rIdj_7d0hwla6wcoxy_a9ql8">
         <w:r>
           <w:rPr>
             <w:rStyle w:val="Hyperlink"/>
